--- a/TF_Juan_Bautista_Xifro_2026_v4.docx
+++ b/TF_Juan_Bautista_Xifro_2026_v4.docx
@@ -7810,7 +7810,7 @@
           <w:szCs w:val="24"/>
           <w:rtl w:val="0"/>
         </w:rPr>
-        <w:t xml:space="preserve">Los resultados del baseline sin RAG, calculados sobre la muestra estratificada traducida al español, se presentan a continuación. GPT-4o mini alcanzó un BERTScore F1 medio de 0.7120, con una latencia media de 1.30 segundos y un costo medio de USD 0.000100 por consulta. LLaMA 3.1 8B, servido localmente mediante Ollama, obtuvo un BERTScore F1 medio de 0.7154, con una latencia media de 6.38 segundos y un costo de instancia amortizada de USD 0.001300 por consulta. Mistral presentó un BERTScore F1 medio de 0.7103, con una latencia media de 9.25 segundos y un costo equivalente de USD 0.001900 por consulta. Estos resultados corresponden exclusivamente a la condición sin RAG, que opera como línea base de control; la condición con RAG se incorpora en la siguiente etapa de este trabajo.</w:t>
+        <w:t xml:space="preserve">Los resultados del baseline sin RAG, calculados sobre la muestra estratificada traducida al español, se presentan a continuación. GPT-4o mini alcanzó un BERTScore F1 medio de 0.7120, con una latencia media de 1.30 segundos y un costo medio de USD 0.000071 por consulta. LLaMA 3.1 8B, servido localmente mediante Ollama, obtuvo un BERTScore F1 medio de 0.7154, con una latencia media de 6.38 segundos y un costo de instancia amortizada de USD 0.001328 por consulta. Mistral presentó un BERTScore F1 medio de 0.7103, con una latencia media de 9.25 segundos y un costo equivalente de USD 0.001926 por consulta. Estos resultados corresponden exclusivamente a la condición sin RAG, que opera como línea base de control; la condición con RAG se incorpora en la siguiente etapa de este trabajo.</w:t>
       </w:r>
       <w:r>
         <w:rPr>

--- a/TF_Juan_Bautista_Xifro_2026_v4.docx
+++ b/TF_Juan_Bautista_Xifro_2026_v4.docx
@@ -7810,7 +7810,7 @@
           <w:szCs w:val="24"/>
           <w:rtl w:val="0"/>
         </w:rPr>
-        <w:t xml:space="preserve">Los resultados del baseline sin RAG, calculados sobre la muestra estratificada traducida al español, se presentan a continuación. GPT-4o mini alcanzó un BERTScore F1 medio de 0.7120, con una latencia media de 1.30 segundos y un costo medio de USD 0.000071 por consulta. LLaMA 3.1 8B, servido localmente mediante Ollama, obtuvo un BERTScore F1 medio de 0.7154, con una latencia media de 6.38 segundos y un costo de instancia amortizada de USD 0.001328 por consulta. Mistral presentó un BERTScore F1 medio de 0.7103, con una latencia media de 9.25 segundos y un costo equivalente de USD 0.001926 por consulta. Estos resultados corresponden exclusivamente a la condición sin RAG, que opera como línea base de control; la condición con RAG se incorpora en la siguiente etapa de este trabajo.</w:t>
+        <w:t xml:space="preserve">Los resultados del baseline sin RAG, calculados sobre una muestra de 20 consultas por modelo (muestra estratificada traducida al español), se presentan a continuación. GPT-4o mini alcanzó un BERTScore F1 medio de 0.7120, con una latencia media de 1.30 segundos y un costo medio de USD 0.000071 por consulta. LLaMA 3.1 8B, servido localmente mediante Ollama, obtuvo un BERTScore F1 medio de 0.7154, con una latencia media de 6.38 segundos y un costo de instancia amortizada de USD 0.001328 por consulta (frente a una cota inferior de USD 0.000005 por electricidad). Mistral presentó un BERTScore F1 medio de 0.7103, con una latencia media de 9.25 segundos y un costo equivalente de USD 0.001926 por consulta (frente a una cota inferior de USD 0.000008 por electricidad). Estos resultados corresponden exclusivamente a la condición sin RAG, que opera como línea base de control; la condición con RAG se incorpora en la siguiente etapa de este trabajo. Cabe aclarar que los parámetros de costo utilizados para estas estimaciones (consumo eléctrico del hardware, tarifa eléctrica y precio de instancia cloud) son valores provisionales, pendientes de reemplazo por una cotización real y citada; en consecuencia, la magnitud absoluta de las cifras en USD reportadas es provisoria, aunque la comparación relativa entre modelos se mantiene válida al calcularse con los mismos parámetros para los tres.</w:t>
       </w:r>
       <w:r>
         <w:rPr>
